--- a/templates/hcd_selfservice.docx
+++ b/templates/hcd_selfservice.docx
@@ -4344,7 +4344,7 @@
             <w:rFonts w:ascii="Times New Roman" w:hAnsi="Times New Roman" w:cs="Times New Roman"/>
             <w:i/>
           </w:rPr>
-          <w:t xml:space="preserve">Last Will of </w:t>
+          <w:t xml:space="preserve"/>
         </w:r>
         <w:r>
           <w:rPr>
@@ -4373,7 +4373,7 @@
             <w:i/>
             <w:noProof/>
           </w:rPr>
-          <w:t>«Your_Preferred_Signature_Name»</w:t>
+          <w:t/>
         </w:r>
         <w:r>
           <w:rPr>
@@ -4397,7 +4397,7 @@
             <w:rFonts w:ascii="Times New Roman" w:hAnsi="Times New Roman" w:cs="Times New Roman"/>
             <w:i/>
           </w:rPr>
-          <w:t xml:space="preserve">Page </w:t>
+          <w:t xml:space="preserve"/>
         </w:r>
         <w:r>
           <w:rPr>
@@ -4426,7 +4426,7 @@
             <w:i/>
             <w:noProof/>
           </w:rPr>
-          <w:t>5</w:t>
+          <w:t/>
         </w:r>
         <w:r>
           <w:rPr>
@@ -4442,7 +4442,7 @@
             <w:i/>
             <w:noProof/>
           </w:rPr>
-          <w:t xml:space="preserve"> of </w:t>
+          <w:t xml:space="preserve"/>
         </w:r>
         <w:r>
           <w:rPr>
@@ -4450,7 +4450,7 @@
             <w:i/>
             <w:noProof/>
           </w:rPr>
-          <w:t>6</w:t>
+          <w:t/>
         </w:r>
       </w:p>
     </w:sdtContent>
@@ -4506,7 +4506,7 @@
             <w:i/>
             <w:iCs/>
           </w:rPr>
-          <w:t>Durable Power of Attorney</w:t>
+          <w:t/>
         </w:r>
       </w:p>
       <w:p>
@@ -4550,7 +4550,7 @@
             <w:iCs/>
             <w:noProof/>
           </w:rPr>
-          <w:t>«Your_Preferred_Signature_Name»</w:t>
+          <w:t/>
         </w:r>
         <w:r>
           <w:rPr>
@@ -4566,7 +4566,7 @@
             <w:i/>
             <w:iCs/>
           </w:rPr>
-          <w:t xml:space="preserve">, Page </w:t>
+          <w:t xml:space="preserve"/>
         </w:r>
         <w:r>
           <w:rPr>
@@ -4599,7 +4599,7 @@
             <w:iCs/>
             <w:noProof/>
           </w:rPr>
-          <w:t>2</w:t>
+          <w:t/>
         </w:r>
         <w:r>
           <w:rPr>
@@ -4707,7 +4707,7 @@
         <w:sz w:val="20"/>
         <w:szCs w:val="20"/>
       </w:rPr>
-      <w:t>«NAME_OF_TRUST»</w:t>
+      <w:t/>
     </w:r>
     <w:r>
       <w:rPr>
